--- a/Pool Products/Pool Products.docx
+++ b/Pool Products/Pool Products.docx
@@ -34,6 +34,9 @@
     </w:p>
     <w:p>
       <w:r>
+        <w:rPr>
+          <w:noProof/>
+        </w:rPr>
         <w:drawing>
           <wp:inline distT="0" distB="0" distL="0" distR="0" wp14:anchorId="5F0AD32B" wp14:editId="76700413">
             <wp:extent cx="1023962" cy="1967788"/>
@@ -93,6 +96,9 @@
     </w:p>
     <w:p>
       <w:r>
+        <w:rPr>
+          <w:noProof/>
+        </w:rPr>
         <w:drawing>
           <wp:inline distT="0" distB="0" distL="0" distR="0" wp14:anchorId="4B5F8595" wp14:editId="411D3690">
             <wp:extent cx="1023620" cy="2093768"/>
@@ -152,6 +158,9 @@
     </w:p>
     <w:p>
       <w:r>
+        <w:rPr>
+          <w:noProof/>
+        </w:rPr>
         <w:drawing>
           <wp:inline distT="0" distB="0" distL="0" distR="0" wp14:anchorId="0CCB9507" wp14:editId="6A1D6DBD">
             <wp:extent cx="1009498" cy="1965864"/>
@@ -202,23 +211,7 @@
           <w:bCs/>
         </w:rPr>
         <w:lastRenderedPageBreak/>
-        <w:t xml:space="preserve">HTH </w:t>
-      </w:r>
-      <w:proofErr w:type="spellStart"/>
-      <w:r>
-        <w:rPr>
-          <w:b/>
-          <w:bCs/>
-        </w:rPr>
-        <w:t>Mineralsoft</w:t>
-      </w:r>
-      <w:proofErr w:type="spellEnd"/>
-      <w:r>
-        <w:rPr>
-          <w:b/>
-          <w:bCs/>
-        </w:rPr>
-        <w:t xml:space="preserve"> Granular+ Chlorine 15kg</w:t>
+        <w:t>HTH Mineralsoft Granular+ Chlorine 15kg</w:t>
       </w:r>
     </w:p>
     <w:p>
@@ -228,6 +221,9 @@
     </w:p>
     <w:p>
       <w:r>
+        <w:rPr>
+          <w:noProof/>
+        </w:rPr>
         <w:drawing>
           <wp:inline distT="0" distB="0" distL="0" distR="0" wp14:anchorId="334F69AF" wp14:editId="089629BB">
             <wp:extent cx="1838582" cy="2181529"/>
@@ -277,23 +273,7 @@
           <w:b/>
           <w:bCs/>
         </w:rPr>
-        <w:t xml:space="preserve">HTH </w:t>
-      </w:r>
-      <w:proofErr w:type="spellStart"/>
-      <w:r>
-        <w:rPr>
-          <w:b/>
-          <w:bCs/>
-        </w:rPr>
-        <w:t>Mineralsoft</w:t>
-      </w:r>
-      <w:proofErr w:type="spellEnd"/>
-      <w:r>
-        <w:rPr>
-          <w:b/>
-          <w:bCs/>
-        </w:rPr>
-        <w:t xml:space="preserve"> Granular+ Chlorine 4kg</w:t>
+        <w:t>HTH Mineralsoft Granular+ Chlorine 4kg</w:t>
       </w:r>
     </w:p>
     <w:p>
@@ -303,6 +283,9 @@
     </w:p>
     <w:p>
       <w:r>
+        <w:rPr>
+          <w:noProof/>
+        </w:rPr>
         <w:drawing>
           <wp:inline distT="0" distB="0" distL="0" distR="0" wp14:anchorId="03CBA588" wp14:editId="369A0788">
             <wp:extent cx="838317" cy="2143424"/>
@@ -362,6 +345,9 @@
     </w:p>
     <w:p>
       <w:r>
+        <w:rPr>
+          <w:noProof/>
+        </w:rPr>
         <w:drawing>
           <wp:inline distT="0" distB="0" distL="0" distR="0" wp14:anchorId="3FC48CF2" wp14:editId="64932E97">
             <wp:extent cx="1257475" cy="2276793"/>
@@ -425,6 +411,9 @@
     </w:p>
     <w:p>
       <w:r>
+        <w:rPr>
+          <w:noProof/>
+        </w:rPr>
         <w:drawing>
           <wp:inline distT="0" distB="0" distL="0" distR="0" wp14:anchorId="075C92D9" wp14:editId="3296CE70">
             <wp:extent cx="1179442" cy="1608992"/>
@@ -485,6 +474,9 @@
     </w:p>
     <w:p>
       <w:r>
+        <w:rPr>
+          <w:noProof/>
+        </w:rPr>
         <w:drawing>
           <wp:inline distT="0" distB="0" distL="0" distR="0" wp14:anchorId="0C8DE8F3" wp14:editId="7D4A770F">
             <wp:extent cx="1324160" cy="2124371"/>
@@ -544,6 +536,9 @@
     </w:p>
     <w:p>
       <w:r>
+        <w:rPr>
+          <w:noProof/>
+        </w:rPr>
         <w:drawing>
           <wp:inline distT="0" distB="0" distL="0" distR="0" wp14:anchorId="3ACC56C1" wp14:editId="59957B53">
             <wp:extent cx="1267002" cy="2067213"/>
@@ -605,6 +600,9 @@
     </w:p>
     <w:p>
       <w:r>
+        <w:rPr>
+          <w:noProof/>
+        </w:rPr>
         <w:drawing>
           <wp:inline distT="0" distB="0" distL="0" distR="0" wp14:anchorId="4A8157C6" wp14:editId="31D7B812">
             <wp:extent cx="1390844" cy="2095792"/>
@@ -664,6 +662,9 @@
     </w:p>
     <w:p>
       <w:r>
+        <w:rPr>
+          <w:noProof/>
+        </w:rPr>
         <w:drawing>
           <wp:inline distT="0" distB="0" distL="0" distR="0" wp14:anchorId="275F39AC" wp14:editId="6D61C05F">
             <wp:extent cx="1428949" cy="2038635"/>
@@ -724,6 +725,9 @@
     </w:p>
     <w:p>
       <w:r>
+        <w:rPr>
+          <w:noProof/>
+        </w:rPr>
         <w:drawing>
           <wp:inline distT="0" distB="0" distL="0" distR="0" wp14:anchorId="6E0AD535" wp14:editId="5E3F4474">
             <wp:extent cx="933580" cy="2095792"/>
@@ -784,6 +788,9 @@
     </w:p>
     <w:p>
       <w:r>
+        <w:rPr>
+          <w:noProof/>
+        </w:rPr>
         <w:drawing>
           <wp:inline distT="0" distB="0" distL="0" distR="0" wp14:anchorId="20EB4F89" wp14:editId="6A51BDC9">
             <wp:extent cx="1352739" cy="2067213"/>
@@ -843,6 +850,9 @@
     </w:p>
     <w:p>
       <w:r>
+        <w:rPr>
+          <w:noProof/>
+        </w:rPr>
         <w:drawing>
           <wp:inline distT="0" distB="0" distL="0" distR="0" wp14:anchorId="1F0168A6" wp14:editId="69A367C7">
             <wp:extent cx="1286054" cy="2124371"/>
@@ -902,6 +912,9 @@
     </w:p>
     <w:p>
       <w:r>
+        <w:rPr>
+          <w:noProof/>
+        </w:rPr>
         <w:drawing>
           <wp:inline distT="0" distB="0" distL="0" distR="0" wp14:anchorId="5635C124" wp14:editId="28237781">
             <wp:extent cx="1381318" cy="2191056"/>
@@ -967,6 +980,9 @@
     </w:p>
     <w:p>
       <w:r>
+        <w:rPr>
+          <w:noProof/>
+        </w:rPr>
         <w:drawing>
           <wp:inline distT="0" distB="0" distL="0" distR="0" wp14:anchorId="50314889" wp14:editId="7B309B17">
             <wp:extent cx="1171739" cy="2133898"/>
@@ -1026,6 +1042,9 @@
     </w:p>
     <w:p>
       <w:r>
+        <w:rPr>
+          <w:noProof/>
+        </w:rPr>
         <w:drawing>
           <wp:inline distT="0" distB="0" distL="0" distR="0" wp14:anchorId="30174FDD" wp14:editId="33DED733">
             <wp:extent cx="1133633" cy="2133898"/>
@@ -1062,6 +1081,520 @@
           </wp:inline>
         </w:drawing>
       </w:r>
+    </w:p>
+    <w:p>
+      <w:r>
+        <w:br w:type="page"/>
+      </w:r>
+    </w:p>
+    <w:p>
+      <w:r>
+        <w:lastRenderedPageBreak/>
+        <w:t>Pool Products</w:t>
+      </w:r>
+      <w:r>
+        <w:t>/hardware</w:t>
+      </w:r>
+      <w:r>
+        <w:t>:</w:t>
+      </w:r>
+    </w:p>
+    <w:p>
+      <w:pPr>
+        <w:rPr>
+          <w:b/>
+          <w:bCs/>
+        </w:rPr>
+      </w:pPr>
+      <w:r>
+        <w:rPr>
+          <w:b/>
+          <w:bCs/>
+        </w:rPr>
+        <w:t>BLU52 Pool Leaf Skimmer</w:t>
+      </w:r>
+    </w:p>
+    <w:p>
+      <w:r>
+        <w:t>R179.99</w:t>
+      </w:r>
+    </w:p>
+    <w:p>
+      <w:r>
+        <w:drawing>
+          <wp:inline distT="0" distB="0" distL="0" distR="0" wp14:anchorId="5DA30C08" wp14:editId="5311891D">
+            <wp:extent cx="1619476" cy="2200582"/>
+            <wp:effectExtent l="0" t="0" r="0" b="9525"/>
+            <wp:docPr id="593557217" name="Picture 1"/>
+            <wp:cNvGraphicFramePr>
+              <a:graphicFrameLocks xmlns:a="http://schemas.openxmlformats.org/drawingml/2006/main" noChangeAspect="1"/>
+            </wp:cNvGraphicFramePr>
+            <a:graphic xmlns:a="http://schemas.openxmlformats.org/drawingml/2006/main">
+              <a:graphicData uri="http://schemas.openxmlformats.org/drawingml/2006/picture">
+                <pic:pic xmlns:pic="http://schemas.openxmlformats.org/drawingml/2006/picture">
+                  <pic:nvPicPr>
+                    <pic:cNvPr id="593557217" name=""/>
+                    <pic:cNvPicPr/>
+                  </pic:nvPicPr>
+                  <pic:blipFill>
+                    <a:blip r:embed="rId21"/>
+                    <a:stretch>
+                      <a:fillRect/>
+                    </a:stretch>
+                  </pic:blipFill>
+                  <pic:spPr>
+                    <a:xfrm>
+                      <a:off x="0" y="0"/>
+                      <a:ext cx="1619476" cy="2200582"/>
+                    </a:xfrm>
+                    <a:prstGeom prst="rect">
+                      <a:avLst/>
+                    </a:prstGeom>
+                  </pic:spPr>
+                </pic:pic>
+              </a:graphicData>
+            </a:graphic>
+          </wp:inline>
+        </w:drawing>
+      </w:r>
+    </w:p>
+    <w:p>
+      <w:pPr>
+        <w:rPr>
+          <w:b/>
+          <w:bCs/>
+        </w:rPr>
+      </w:pPr>
+      <w:r>
+        <w:rPr>
+          <w:b/>
+          <w:bCs/>
+        </w:rPr>
+        <w:t>HTH White Curved Pool Brush</w:t>
+      </w:r>
+    </w:p>
+    <w:p>
+      <w:r>
+        <w:t>R139.99</w:t>
+      </w:r>
+    </w:p>
+    <w:p>
+      <w:r>
+        <w:drawing>
+          <wp:inline distT="0" distB="0" distL="0" distR="0" wp14:anchorId="23130528" wp14:editId="397A3233">
+            <wp:extent cx="2152950" cy="1009791"/>
+            <wp:effectExtent l="0" t="0" r="0" b="0"/>
+            <wp:docPr id="1489263398" name="Picture 1" descr="A white broom with a white handle&#10;&#10;AI-generated content may be incorrect."/>
+            <wp:cNvGraphicFramePr>
+              <a:graphicFrameLocks xmlns:a="http://schemas.openxmlformats.org/drawingml/2006/main" noChangeAspect="1"/>
+            </wp:cNvGraphicFramePr>
+            <a:graphic xmlns:a="http://schemas.openxmlformats.org/drawingml/2006/main">
+              <a:graphicData uri="http://schemas.openxmlformats.org/drawingml/2006/picture">
+                <pic:pic xmlns:pic="http://schemas.openxmlformats.org/drawingml/2006/picture">
+                  <pic:nvPicPr>
+                    <pic:cNvPr id="1489263398" name="Picture 1" descr="A white broom with a white handle&#10;&#10;AI-generated content may be incorrect."/>
+                    <pic:cNvPicPr/>
+                  </pic:nvPicPr>
+                  <pic:blipFill>
+                    <a:blip r:embed="rId22"/>
+                    <a:stretch>
+                      <a:fillRect/>
+                    </a:stretch>
+                  </pic:blipFill>
+                  <pic:spPr>
+                    <a:xfrm>
+                      <a:off x="0" y="0"/>
+                      <a:ext cx="2152950" cy="1009791"/>
+                    </a:xfrm>
+                    <a:prstGeom prst="rect">
+                      <a:avLst/>
+                    </a:prstGeom>
+                  </pic:spPr>
+                </pic:pic>
+              </a:graphicData>
+            </a:graphic>
+          </wp:inline>
+        </w:drawing>
+      </w:r>
+    </w:p>
+    <w:p>
+      <w:pPr>
+        <w:rPr>
+          <w:b/>
+          <w:bCs/>
+        </w:rPr>
+      </w:pPr>
+      <w:r>
+        <w:rPr>
+          <w:b/>
+          <w:bCs/>
+        </w:rPr>
+        <w:t>HTH Silver Telescopic Pole 3m</w:t>
+      </w:r>
+    </w:p>
+    <w:p>
+      <w:r>
+        <w:t>R399.99</w:t>
+      </w:r>
+    </w:p>
+    <w:p>
+      <w:r>
+        <w:drawing>
+          <wp:inline distT="0" distB="0" distL="0" distR="0" wp14:anchorId="5EE8F033" wp14:editId="0B521271">
+            <wp:extent cx="495369" cy="2210108"/>
+            <wp:effectExtent l="0" t="0" r="0" b="0"/>
+            <wp:docPr id="1166540979" name="Picture 1" descr="A white pole with a red and black flag&#10;&#10;AI-generated content may be incorrect."/>
+            <wp:cNvGraphicFramePr>
+              <a:graphicFrameLocks xmlns:a="http://schemas.openxmlformats.org/drawingml/2006/main" noChangeAspect="1"/>
+            </wp:cNvGraphicFramePr>
+            <a:graphic xmlns:a="http://schemas.openxmlformats.org/drawingml/2006/main">
+              <a:graphicData uri="http://schemas.openxmlformats.org/drawingml/2006/picture">
+                <pic:pic xmlns:pic="http://schemas.openxmlformats.org/drawingml/2006/picture">
+                  <pic:nvPicPr>
+                    <pic:cNvPr id="1166540979" name="Picture 1" descr="A white pole with a red and black flag&#10;&#10;AI-generated content may be incorrect."/>
+                    <pic:cNvPicPr/>
+                  </pic:nvPicPr>
+                  <pic:blipFill>
+                    <a:blip r:embed="rId23"/>
+                    <a:stretch>
+                      <a:fillRect/>
+                    </a:stretch>
+                  </pic:blipFill>
+                  <pic:spPr>
+                    <a:xfrm>
+                      <a:off x="0" y="0"/>
+                      <a:ext cx="495369" cy="2210108"/>
+                    </a:xfrm>
+                    <a:prstGeom prst="rect">
+                      <a:avLst/>
+                    </a:prstGeom>
+                  </pic:spPr>
+                </pic:pic>
+              </a:graphicData>
+            </a:graphic>
+          </wp:inline>
+        </w:drawing>
+      </w:r>
+      <w:r>
+        <w:br/>
+      </w:r>
+    </w:p>
+    <w:p/>
+    <w:p/>
+    <w:p>
+      <w:pPr>
+        <w:rPr>
+          <w:b/>
+          <w:bCs/>
+        </w:rPr>
+      </w:pPr>
+      <w:r>
+        <w:rPr>
+          <w:b/>
+          <w:bCs/>
+        </w:rPr>
+        <w:lastRenderedPageBreak/>
+        <w:t>Kreepy Krauly Pool Cleaner 11 Piece</w:t>
+      </w:r>
+    </w:p>
+    <w:p>
+      <w:r>
+        <w:t>R2399.99</w:t>
+      </w:r>
+    </w:p>
+    <w:p>
+      <w:r>
+        <w:drawing>
+          <wp:inline distT="0" distB="0" distL="0" distR="0" wp14:anchorId="1E8642EF" wp14:editId="0654008A">
+            <wp:extent cx="2314898" cy="1095528"/>
+            <wp:effectExtent l="0" t="0" r="9525" b="9525"/>
+            <wp:docPr id="2048395172" name="Picture 1" descr="A blue pool cleaner and a box&#10;&#10;AI-generated content may be incorrect."/>
+            <wp:cNvGraphicFramePr>
+              <a:graphicFrameLocks xmlns:a="http://schemas.openxmlformats.org/drawingml/2006/main" noChangeAspect="1"/>
+            </wp:cNvGraphicFramePr>
+            <a:graphic xmlns:a="http://schemas.openxmlformats.org/drawingml/2006/main">
+              <a:graphicData uri="http://schemas.openxmlformats.org/drawingml/2006/picture">
+                <pic:pic xmlns:pic="http://schemas.openxmlformats.org/drawingml/2006/picture">
+                  <pic:nvPicPr>
+                    <pic:cNvPr id="2048395172" name="Picture 1" descr="A blue pool cleaner and a box&#10;&#10;AI-generated content may be incorrect."/>
+                    <pic:cNvPicPr/>
+                  </pic:nvPicPr>
+                  <pic:blipFill>
+                    <a:blip r:embed="rId24"/>
+                    <a:stretch>
+                      <a:fillRect/>
+                    </a:stretch>
+                  </pic:blipFill>
+                  <pic:spPr>
+                    <a:xfrm>
+                      <a:off x="0" y="0"/>
+                      <a:ext cx="2314898" cy="1095528"/>
+                    </a:xfrm>
+                    <a:prstGeom prst="rect">
+                      <a:avLst/>
+                    </a:prstGeom>
+                  </pic:spPr>
+                </pic:pic>
+              </a:graphicData>
+            </a:graphic>
+          </wp:inline>
+        </w:drawing>
+      </w:r>
+    </w:p>
+    <w:p>
+      <w:pPr>
+        <w:rPr>
+          <w:b/>
+          <w:bCs/>
+        </w:rPr>
+      </w:pPr>
+      <w:r>
+        <w:rPr>
+          <w:b/>
+          <w:bCs/>
+        </w:rPr>
+        <w:t>BLU52 Navigator All-In-One Automatic Pool Cleaner</w:t>
+      </w:r>
+    </w:p>
+    <w:p>
+      <w:r>
+        <w:t>R1299.99</w:t>
+      </w:r>
+    </w:p>
+    <w:p>
+      <w:r>
+        <w:drawing>
+          <wp:inline distT="0" distB="0" distL="0" distR="0" wp14:anchorId="62847099" wp14:editId="7CBE9D70">
+            <wp:extent cx="2181529" cy="1209844"/>
+            <wp:effectExtent l="0" t="0" r="0" b="9525"/>
+            <wp:docPr id="1437994408" name="Picture 1" descr="A blue device in a box&#10;&#10;AI-generated content may be incorrect."/>
+            <wp:cNvGraphicFramePr>
+              <a:graphicFrameLocks xmlns:a="http://schemas.openxmlformats.org/drawingml/2006/main" noChangeAspect="1"/>
+            </wp:cNvGraphicFramePr>
+            <a:graphic xmlns:a="http://schemas.openxmlformats.org/drawingml/2006/main">
+              <a:graphicData uri="http://schemas.openxmlformats.org/drawingml/2006/picture">
+                <pic:pic xmlns:pic="http://schemas.openxmlformats.org/drawingml/2006/picture">
+                  <pic:nvPicPr>
+                    <pic:cNvPr id="1437994408" name="Picture 1" descr="A blue device in a box&#10;&#10;AI-generated content may be incorrect."/>
+                    <pic:cNvPicPr/>
+                  </pic:nvPicPr>
+                  <pic:blipFill>
+                    <a:blip r:embed="rId25"/>
+                    <a:stretch>
+                      <a:fillRect/>
+                    </a:stretch>
+                  </pic:blipFill>
+                  <pic:spPr>
+                    <a:xfrm>
+                      <a:off x="0" y="0"/>
+                      <a:ext cx="2181529" cy="1209844"/>
+                    </a:xfrm>
+                    <a:prstGeom prst="rect">
+                      <a:avLst/>
+                    </a:prstGeom>
+                  </pic:spPr>
+                </pic:pic>
+              </a:graphicData>
+            </a:graphic>
+          </wp:inline>
+        </w:drawing>
+      </w:r>
+    </w:p>
+    <w:p>
+      <w:pPr>
+        <w:rPr>
+          <w:b/>
+          <w:bCs/>
+        </w:rPr>
+      </w:pPr>
+      <w:r>
+        <w:rPr>
+          <w:b/>
+          <w:bCs/>
+        </w:rPr>
+        <w:t>Quality Weir Vacuum Lid</w:t>
+      </w:r>
+    </w:p>
+    <w:p>
+      <w:r>
+        <w:t>R99.99</w:t>
+      </w:r>
+    </w:p>
+    <w:p>
+      <w:r>
+        <w:drawing>
+          <wp:inline distT="0" distB="0" distL="0" distR="0" wp14:anchorId="3D4C4723" wp14:editId="0A62B276">
+            <wp:extent cx="2200582" cy="2000529"/>
+            <wp:effectExtent l="0" t="0" r="9525" b="0"/>
+            <wp:docPr id="856787245" name="Picture 1" descr="A brown circular object with a white label&#10;&#10;AI-generated content may be incorrect."/>
+            <wp:cNvGraphicFramePr>
+              <a:graphicFrameLocks xmlns:a="http://schemas.openxmlformats.org/drawingml/2006/main" noChangeAspect="1"/>
+            </wp:cNvGraphicFramePr>
+            <a:graphic xmlns:a="http://schemas.openxmlformats.org/drawingml/2006/main">
+              <a:graphicData uri="http://schemas.openxmlformats.org/drawingml/2006/picture">
+                <pic:pic xmlns:pic="http://schemas.openxmlformats.org/drawingml/2006/picture">
+                  <pic:nvPicPr>
+                    <pic:cNvPr id="856787245" name="Picture 1" descr="A brown circular object with a white label&#10;&#10;AI-generated content may be incorrect."/>
+                    <pic:cNvPicPr/>
+                  </pic:nvPicPr>
+                  <pic:blipFill>
+                    <a:blip r:embed="rId26"/>
+                    <a:stretch>
+                      <a:fillRect/>
+                    </a:stretch>
+                  </pic:blipFill>
+                  <pic:spPr>
+                    <a:xfrm>
+                      <a:off x="0" y="0"/>
+                      <a:ext cx="2200582" cy="2000529"/>
+                    </a:xfrm>
+                    <a:prstGeom prst="rect">
+                      <a:avLst/>
+                    </a:prstGeom>
+                  </pic:spPr>
+                </pic:pic>
+              </a:graphicData>
+            </a:graphic>
+          </wp:inline>
+        </w:drawing>
+      </w:r>
+    </w:p>
+    <w:p>
+      <w:pPr>
+        <w:rPr>
+          <w:b/>
+          <w:bCs/>
+        </w:rPr>
+      </w:pPr>
+      <w:r>
+        <w:rPr>
+          <w:b/>
+          <w:bCs/>
+        </w:rPr>
+        <w:t>Swimline Vacuum Lid</w:t>
+      </w:r>
+    </w:p>
+    <w:p>
+      <w:r>
+        <w:t>R79.99</w:t>
+      </w:r>
+    </w:p>
+    <w:p>
+      <w:r>
+        <w:lastRenderedPageBreak/>
+        <w:drawing>
+          <wp:inline distT="0" distB="0" distL="0" distR="0" wp14:anchorId="5F5A3A2D" wp14:editId="0D88D1E1">
+            <wp:extent cx="2238687" cy="2010056"/>
+            <wp:effectExtent l="0" t="0" r="0" b="9525"/>
+            <wp:docPr id="2113892661" name="Picture 1" descr="A white circular object with a hole in the middle&#10;&#10;AI-generated content may be incorrect."/>
+            <wp:cNvGraphicFramePr>
+              <a:graphicFrameLocks xmlns:a="http://schemas.openxmlformats.org/drawingml/2006/main" noChangeAspect="1"/>
+            </wp:cNvGraphicFramePr>
+            <a:graphic xmlns:a="http://schemas.openxmlformats.org/drawingml/2006/main">
+              <a:graphicData uri="http://schemas.openxmlformats.org/drawingml/2006/picture">
+                <pic:pic xmlns:pic="http://schemas.openxmlformats.org/drawingml/2006/picture">
+                  <pic:nvPicPr>
+                    <pic:cNvPr id="2113892661" name="Picture 1" descr="A white circular object with a hole in the middle&#10;&#10;AI-generated content may be incorrect."/>
+                    <pic:cNvPicPr/>
+                  </pic:nvPicPr>
+                  <pic:blipFill>
+                    <a:blip r:embed="rId27"/>
+                    <a:stretch>
+                      <a:fillRect/>
+                    </a:stretch>
+                  </pic:blipFill>
+                  <pic:spPr>
+                    <a:xfrm>
+                      <a:off x="0" y="0"/>
+                      <a:ext cx="2238687" cy="2010056"/>
+                    </a:xfrm>
+                    <a:prstGeom prst="rect">
+                      <a:avLst/>
+                    </a:prstGeom>
+                  </pic:spPr>
+                </pic:pic>
+              </a:graphicData>
+            </a:graphic>
+          </wp:inline>
+        </w:drawing>
+      </w:r>
+    </w:p>
+    <w:p>
+      <w:pPr>
+        <w:rPr>
+          <w:b/>
+          <w:bCs/>
+        </w:rPr>
+      </w:pPr>
+      <w:r>
+        <w:rPr>
+          <w:b/>
+          <w:bCs/>
+        </w:rPr>
+        <w:t>Aqua Cure Brown Weir Basket</w:t>
+      </w:r>
+    </w:p>
+    <w:p>
+      <w:r>
+        <w:t>R69.99</w:t>
+      </w:r>
+    </w:p>
+    <w:p>
+      <w:pPr>
+        <w:rPr>
+          <w:b/>
+          <w:bCs/>
+        </w:rPr>
+      </w:pPr>
+      <w:r>
+        <w:rPr>
+          <w:b/>
+          <w:bCs/>
+        </w:rPr>
+        <w:drawing>
+          <wp:inline distT="0" distB="0" distL="0" distR="0" wp14:anchorId="074D8625" wp14:editId="1982D184">
+            <wp:extent cx="1924319" cy="2314898"/>
+            <wp:effectExtent l="0" t="0" r="0" b="0"/>
+            <wp:docPr id="671980479" name="Picture 1" descr="A basket from a wall&#10;&#10;AI-generated content may be incorrect."/>
+            <wp:cNvGraphicFramePr>
+              <a:graphicFrameLocks xmlns:a="http://schemas.openxmlformats.org/drawingml/2006/main" noChangeAspect="1"/>
+            </wp:cNvGraphicFramePr>
+            <a:graphic xmlns:a="http://schemas.openxmlformats.org/drawingml/2006/main">
+              <a:graphicData uri="http://schemas.openxmlformats.org/drawingml/2006/picture">
+                <pic:pic xmlns:pic="http://schemas.openxmlformats.org/drawingml/2006/picture">
+                  <pic:nvPicPr>
+                    <pic:cNvPr id="671980479" name="Picture 1" descr="A basket from a wall&#10;&#10;AI-generated content may be incorrect."/>
+                    <pic:cNvPicPr/>
+                  </pic:nvPicPr>
+                  <pic:blipFill>
+                    <a:blip r:embed="rId28"/>
+                    <a:stretch>
+                      <a:fillRect/>
+                    </a:stretch>
+                  </pic:blipFill>
+                  <pic:spPr>
+                    <a:xfrm>
+                      <a:off x="0" y="0"/>
+                      <a:ext cx="1924319" cy="2314898"/>
+                    </a:xfrm>
+                    <a:prstGeom prst="rect">
+                      <a:avLst/>
+                    </a:prstGeom>
+                  </pic:spPr>
+                </pic:pic>
+              </a:graphicData>
+            </a:graphic>
+          </wp:inline>
+        </w:drawing>
+      </w:r>
+    </w:p>
+    <w:p>
+      <w:pPr>
+        <w:rPr>
+          <w:b/>
+          <w:bCs/>
+        </w:rPr>
+      </w:pPr>
     </w:p>
     <w:sectPr>
       <w:pgSz w:w="11906" w:h="16838"/>
